--- a/Omnis/Omnis new/Omnis_DPIA_and_GDPR_Governance_Document.docx
+++ b/Omnis/Omnis new/Omnis_DPIA_and_GDPR_Governance_Document.docx
@@ -415,6 +415,290 @@
         <w:t>Each school acts as Data Controller. Omnis operates as Data Processor. A Data Processing Agreement (DPA) is required. Schools may opt out of anonymised contribution to global improvement insights.</w:t>
       </w:r>
     </w:p>
+    <w:p>
+      <w:pPr>
+        <w:pStyle w:val="Heading1"/>
+      </w:pPr>
+      <w:r>
+        <w:t>13. ICO Children’s Code (Age Appropriate Design Code) Assessment</w:t>
+      </w:r>
+    </w:p>
+    <w:p>
+      <w:r>
+        <w:t>Omnis processes the personal data of children (Year 7–13, i.e. under 18) and is therefore assessed against the ICO’s Age Appropriate Design Code (the “Children’s Code”). For the core educational functions listed in Section 2, Omnis acts as a digital extension of each school’s offline activities, processing solely on the school’s instruction as Data Processor (Section 12). This assessment is nonetheless applied as best practice across the whole platform, because one processing activity — the cross-school insight pipeline described under Standard 9 below — involves Omnis determining its own processing purpose, which is the point at which the code is most likely to apply directly rather than by extension.</w:t>
+      </w:r>
+    </w:p>
+    <w:p>
+      <w:r>
+        <w:rPr>
+          <w:b/>
+        </w:rPr>
+        <w:t>13.1 Assessment Against the 15 Standards</w:t>
+      </w:r>
+    </w:p>
+    <w:p>
+      <w:pPr>
+        <w:pStyle w:val="ListBullet"/>
+      </w:pPr>
+      <w:r>
+        <w:rPr>
+          <w:b/>
+        </w:rPr>
+        <w:t xml:space="preserve">Standard 1 – Best interests of the child: </w:t>
+      </w:r>
+      <w:r>
+        <w:t>Met. AI-assisted outputs (homework generation, SEND adaptation, ILP drafts) never take effect without a named member of staff’s review — SENCo activation for SEND plans, teacher confirmation for integrity flags before grade release (Section 9). Safeguarding, behaviour, detention and exclusion records route to named staff, not automated action.</w:t>
+      </w:r>
+    </w:p>
+    <w:p>
+      <w:pPr>
+        <w:pStyle w:val="ListBullet"/>
+      </w:pPr>
+      <w:r>
+        <w:rPr>
+          <w:b/>
+        </w:rPr>
+        <w:t xml:space="preserve">Standard 2 – Data protection impact assessments: </w:t>
+      </w:r>
+      <w:r>
+        <w:t>Met by this document. This DPIA now builds in Children’s Code compliance directly, and the risk register in Section 10 is read as extending to the child-specific risks identified in 13.2 below.</w:t>
+      </w:r>
+    </w:p>
+    <w:p>
+      <w:pPr>
+        <w:pStyle w:val="ListBullet"/>
+      </w:pPr>
+      <w:r>
+        <w:rPr>
+          <w:b/>
+        </w:rPr>
+        <w:t xml:space="preserve">Standard 3 – Age appropriate application: </w:t>
+      </w:r>
+      <w:r>
+        <w:t>Met. There is no public or self-service sign-up route for students — accounts are provisioned by the school and age is established with certainty via MIS-synchronised year-group data (Wonde sync), not self-declaration. This should be recorded as the formal age-assurance method.</w:t>
+      </w:r>
+    </w:p>
+    <w:p>
+      <w:pPr>
+        <w:pStyle w:val="ListBullet"/>
+      </w:pPr>
+      <w:r>
+        <w:rPr>
+          <w:b/>
+        </w:rPr>
+        <w:t xml:space="preserve">Standard 4 – Transparency: </w:t>
+      </w:r>
+      <w:r>
+        <w:t>Partial — outstanding action. Current privacy information (this DPIA, the DPA) is written for school/staff audiences. A concise, age-appropriate, “bite-sized” explanation is not yet surfaced to students at the point data is used (e.g. first login, first AI-generated homework). See 13.3.</w:t>
+      </w:r>
+    </w:p>
+    <w:p>
+      <w:pPr>
+        <w:pStyle w:val="ListBullet"/>
+      </w:pPr>
+      <w:r>
+        <w:rPr>
+          <w:b/>
+        </w:rPr>
+        <w:t xml:space="preserve">Standard 5 – Detrimental use of data: </w:t>
+      </w:r>
+      <w:r>
+        <w:t>Met. Integrity monitoring, behaviour records and early-warning flags trigger human review only, never automated sanctions; already covered by the misclassification mitigation in Section 10.</w:t>
+      </w:r>
+    </w:p>
+    <w:p>
+      <w:pPr>
+        <w:pStyle w:val="ListBullet"/>
+      </w:pPr>
+      <w:r>
+        <w:rPr>
+          <w:b/>
+        </w:rPr>
+        <w:t xml:space="preserve">Standard 6 – Policies and community standards: </w:t>
+      </w:r>
+      <w:r>
+        <w:t>Met by inheritance. Omnis does not author a separate child-facing community standard; it operates within each school’s own behaviour and safeguarding policy. This alignment should be stated explicitly in the DPA template.</w:t>
+      </w:r>
+    </w:p>
+    <w:p>
+      <w:pPr>
+        <w:pStyle w:val="ListBullet"/>
+      </w:pPr>
+      <w:r>
+        <w:rPr>
+          <w:b/>
+        </w:rPr>
+        <w:t xml:space="preserve">Standard 7 – Default settings: </w:t>
+      </w:r>
+      <w:r>
+        <w:t>Partial — outstanding action. Default configuration of messaging visibility, notification scope and accessibility settings has not yet been formally audited for “high privacy by default.” See 13.3.</w:t>
+      </w:r>
+    </w:p>
+    <w:p>
+      <w:pPr>
+        <w:pStyle w:val="ListBullet"/>
+      </w:pPr>
+      <w:r>
+        <w:rPr>
+          <w:b/>
+        </w:rPr>
+        <w:t xml:space="preserve">Standard 8 – Data minimisation: </w:t>
+      </w:r>
+      <w:r>
+        <w:t>Met — see Section 5. Only operationally required data is stored, no raw keystrokes are retained, and integrity monitoring stores aggregated signal metrics only.</w:t>
+      </w:r>
+    </w:p>
+    <w:p>
+      <w:pPr>
+        <w:pStyle w:val="ListBullet"/>
+      </w:pPr>
+      <w:r>
+        <w:rPr>
+          <w:b/>
+        </w:rPr>
+        <w:t xml:space="preserve">Standard 9 – Data sharing: </w:t>
+      </w:r>
+      <w:r>
+        <w:t>Met, with the compelling-reason justification now made explicit. Sharing occurs in three contexts: inbound MIS sync (Wonde), structured parent communication within the same family unit, and the cross-school SchoolCohortAggregate / PlatformInsight pipeline. The last is protected by a k-anonymity threshold (no insight is written unless at least 3 schools contribute), meaning no individual child’s data is disclosed or re-identifiable across schools.</w:t>
+      </w:r>
+    </w:p>
+    <w:p>
+      <w:pPr>
+        <w:pStyle w:val="ListBullet"/>
+      </w:pPr>
+      <w:r>
+        <w:rPr>
+          <w:b/>
+        </w:rPr>
+        <w:t xml:space="preserve">Standard 10 – Geolocation: </w:t>
+      </w:r>
+      <w:r>
+        <w:t>Not applicable. Omnis does not collect or use device geolocation data.</w:t>
+      </w:r>
+    </w:p>
+    <w:p>
+      <w:pPr>
+        <w:pStyle w:val="ListBullet"/>
+      </w:pPr>
+      <w:r>
+        <w:rPr>
+          <w:b/>
+        </w:rPr>
+        <w:t xml:space="preserve">Standard 11 – Parental controls: </w:t>
+      </w:r>
+      <w:r>
+        <w:t>Partial — outstanding action. The parent portal (grades, messages, progress) is a designed feature within structured time windows, not covert monitoring, but the student-facing UI does not yet carry an obvious sign of what a parent/carer can see. See 13.3.</w:t>
+      </w:r>
+    </w:p>
+    <w:p>
+      <w:pPr>
+        <w:pStyle w:val="ListBullet"/>
+      </w:pPr>
+      <w:r>
+        <w:rPr>
+          <w:b/>
+        </w:rPr>
+        <w:t xml:space="preserve">Standard 12 – Profiling: </w:t>
+      </w:r>
+      <w:r>
+        <w:t>Met. Predicted-grade, RAG status and adaptive-learning outputs constitute profiling, retained for the legitimate educational purpose under Article 6(1)(e) and already protected by the human-review requirement in Section 9 and SENCo/teacher sign-off on SEND-related outputs. No automated decision with legal or significant effect is made without review.</w:t>
+      </w:r>
+    </w:p>
+    <w:p>
+      <w:pPr>
+        <w:pStyle w:val="ListBullet"/>
+      </w:pPr>
+      <w:r>
+        <w:rPr>
+          <w:b/>
+        </w:rPr>
+        <w:t xml:space="preserve">Standard 13 – Nudge techniques: </w:t>
+      </w:r>
+      <w:r>
+        <w:t>Met. No streaks, rewards or engagement-maximising nudges are used to extract additional data or weaken privacy settings; homework and revision reminders are informational only. Re-confirm if gamification features are added on the roadmap.</w:t>
+      </w:r>
+    </w:p>
+    <w:p>
+      <w:pPr>
+        <w:pStyle w:val="ListBullet"/>
+      </w:pPr>
+      <w:r>
+        <w:rPr>
+          <w:b/>
+        </w:rPr>
+        <w:t xml:space="preserve">Standard 14 – Connected toys and devices: </w:t>
+      </w:r>
+      <w:r>
+        <w:t>Not applicable. Omnis has no connected hardware.</w:t>
+      </w:r>
+    </w:p>
+    <w:p>
+      <w:pPr>
+        <w:pStyle w:val="ListBullet"/>
+      </w:pPr>
+      <w:r>
+        <w:rPr>
+          <w:b/>
+        </w:rPr>
+        <w:t xml:space="preserve">Standard 15 – Online tools: </w:t>
+      </w:r>
+      <w:r>
+        <w:t>Partial — outstanding action. Data subject rights (Section 8) are currently exercised via the school as Data Controller, which is appropriate for a processor, but there is no direct-to-student mechanism inside the product to ask a question or flag a concern about their data. See 13.3.</w:t>
+      </w:r>
+    </w:p>
+    <w:p>
+      <w:r>
+        <w:rPr>
+          <w:b/>
+        </w:rPr>
+        <w:t>13.2 Outstanding Actions</w:t>
+      </w:r>
+    </w:p>
+    <w:p>
+      <w:pPr>
+        <w:pStyle w:val="ListBullet"/>
+      </w:pPr>
+      <w:r>
+        <w:t>Produce a concise, age-appropriate transparency notice surfaced at point of use (first login; first AI-generated homework/feedback) — Standard 4.</w:t>
+      </w:r>
+    </w:p>
+    <w:p>
+      <w:pPr>
+        <w:pStyle w:val="ListBullet"/>
+      </w:pPr>
+      <w:r>
+        <w:t>Audit default settings in UserSettings, UserAccessibilitySettings and messaging for “high privacy by default” — Standard 7.</w:t>
+      </w:r>
+    </w:p>
+    <w:p>
+      <w:pPr>
+        <w:pStyle w:val="ListBullet"/>
+      </w:pPr>
+      <w:r>
+        <w:t>Add a visible “shared with your parent/carer” indicator in the student-facing UI wherever parent-linked data sharing applies — Standard 11.</w:t>
+      </w:r>
+    </w:p>
+    <w:p>
+      <w:pPr>
+        <w:pStyle w:val="ListBullet"/>
+      </w:pPr>
+      <w:r>
+        <w:t>Add a simple, age-appropriate “how your data is used / who to ask” link for students, routed to the school’s DPO — Standard 15.</w:t>
+      </w:r>
+    </w:p>
+    <w:p>
+      <w:pPr>
+        <w:pStyle w:val="ListBullet"/>
+      </w:pPr>
+      <w:r>
+        <w:t>Formally record the age-assurance methodology (school-provisioned accounts plus MIS year-group data) as a standing governance record — Standard 3.</w:t>
+      </w:r>
+    </w:p>
+    <w:p>
+      <w:r>
+        <w:t>These actions are tracked in OMNIS_GO_LIVE_TESTING_AND_ACCREDITATION_CHECKLIST.md, Phase 8.1, and should be closed out before Omnis is treated as fully Children’s Code compliant.</w:t>
+      </w:r>
+    </w:p>
     <w:sectPr>
       <w:pgSz w:w="12240" w:h="15840"/>
       <w:pgMar w:top="1440" w:right="1800" w:bottom="1440" w:left="1800" w:header="720" w:footer="720" w:gutter="0"/>

--- a/Omnis/Omnis new/Omnis_DPIA_and_GDPR_Governance_Document.docx
+++ b/Omnis/Omnis new/Omnis_DPIA_and_GDPR_Governance_Document.docx
@@ -489,7 +489,7 @@
         <w:t xml:space="preserve">Standard 4 – Transparency: </w:t>
       </w:r>
       <w:r>
-        <w:t>Partial — outstanding action. Current privacy information (this DPIA, the DPA) is written for school/staff audiences. A concise, age-appropriate, “bite-sized” explanation is not yet surfaced to students at the point data is used (e.g. first login, first AI-generated homework). See 13.3.</w:t>
+        <w:t>Met — closed 30 Aug 2026. A dismissible, one-time, plain-language data notice (ChildTransparencyNotice) now surfaces to every student the first time they land on any page after login — covering both the "first login" and "first AI-generated homework" trigger points named above, since the notice renders in the shared app shell rather than one specific page. Links through to /student/privacy for full detail. Acknowledgement is recorded once (User.childNoticeAckAt) and never shown again. Evidence: evidence/phase8-childrens-code/standard-4-transparency-notice.md.</w:t>
       </w:r>
     </w:p>
     <w:p>
@@ -531,7 +531,7 @@
         <w:t xml:space="preserve">Standard 7 – Default settings: </w:t>
       </w:r>
       <w:r>
-        <w:t>Partial — outstanding action. Default configuration of messaging visibility, notification scope and accessibility settings has not yet been formally audited for “high privacy by default.” See 13.3.</w:t>
+        <w:t>Met — closed 30 Aug 2026. Full audit of UserSettings, UserAccessibilitySettings and messaging defaults completed. allowAnalyticsInsights, profileVisibleToColleagues and profileVisibleToAdmins were opt-out (@default(true)); flipped to opt-in (@default(false)). Messaging access is enforced by MsgParticipant membership, not by the isPrivate default, so no change was needed there. Verified against the real account-creation code path, not just the schema. Full findings and before/after values: evidence/phase8-childrens-code/standard-7-default-settings-audit.md.</w:t>
       </w:r>
     </w:p>
     <w:p>
@@ -587,7 +587,7 @@
         <w:t xml:space="preserve">Standard 11 – Parental controls: </w:t>
       </w:r>
       <w:r>
-        <w:t>Partial — outstanding action. The parent portal (grades, messages, progress) is a designed feature within structured time windows, not covert monitoring, but the student-facing UI does not yet carry an obvious sign of what a parent/carer can see. See 13.3.</w:t>
+        <w:t>Met — closed 30 Aug 2026. A "Visible to your parent" indicator now appears on the student-facing homework and grades views, computed per-student from the real parent link (ParentStudentLink) so it is never shown to a student without a linked parent account. Deliberately not added to student Messages, since parent accounts do not see that channel — placing it there would have been inaccurate. Evidence: evidence/phase8-childrens-code/standard-11-parent-visibility-indicator.md.</w:t>
       </w:r>
     </w:p>
     <w:p>
@@ -643,7 +643,7 @@
         <w:t xml:space="preserve">Standard 15 – Online tools: </w:t>
       </w:r>
       <w:r>
-        <w:t>Partial — outstanding action. Data subject rights (Section 8) are currently exercised via the school as Data Controller, which is appropriate for a processor, but there is no direct-to-student mechanism inside the product to ask a question or flag a concern about their data. See 13.3.</w:t>
+        <w:t>Met — closed 30 Aug 2026. A new, always-reachable "How your data is used" page (/student/privacy, linked from the sidebar on every student page) explains what is stored, who can see it, AI use, and who to ask — with a per-school configurable DPO contact (School.dpoName/dpoEmail, editable by SCHOOL_ADMIN/SLT from the admin dashboard at any time) falling back to a generic "ask your school office" prompt when unset. Evidence: evidence/phase8-childrens-code/standard-15-student-data-rights-link.md.</w:t>
       </w:r>
     </w:p>
     <w:p>
@@ -651,7 +651,7 @@
         <w:rPr>
           <w:b/>
         </w:rPr>
-        <w:t>13.2 Outstanding Actions</w:t>
+        <w:t>13.2 Outstanding Actions — Status</w:t>
       </w:r>
     </w:p>
     <w:p>
@@ -659,7 +659,7 @@
         <w:pStyle w:val="ListBullet"/>
       </w:pPr>
       <w:r>
-        <w:t>Produce a concise, age-appropriate transparency notice surfaced at point of use (first login; first AI-generated homework/feedback) — Standard 4.</w:t>
+        <w:t>CLOSED 30 Aug 2026 — bite-sized transparency notice built and verified — Standard 4. See 13.1 and evidence/phase8-childrens-code/standard-4-transparency-notice.md.</w:t>
       </w:r>
     </w:p>
     <w:p>
@@ -667,7 +667,7 @@
         <w:pStyle w:val="ListBullet"/>
       </w:pPr>
       <w:r>
-        <w:t>Audit default settings in UserSettings, UserAccessibilitySettings and messaging for “high privacy by default” — Standard 7.</w:t>
+        <w:t>CLOSED 30 Aug 2026 — default settings audited and fixed — Standard 7. See 13.1 and evidence/phase8-childrens-code/standard-7-default-settings-audit.md.</w:t>
       </w:r>
     </w:p>
     <w:p>
@@ -675,7 +675,7 @@
         <w:pStyle w:val="ListBullet"/>
       </w:pPr>
       <w:r>
-        <w:t>Add a visible “shared with your parent/carer” indicator in the student-facing UI wherever parent-linked data sharing applies — Standard 11.</w:t>
+        <w:t>CLOSED 30 Aug 2026 — "shared with your parent/carer" indicator built and verified — Standard 11. See 13.1 and evidence/phase8-childrens-code/standard-11-parent-visibility-indicator.md.</w:t>
       </w:r>
     </w:p>
     <w:p>
@@ -683,7 +683,7 @@
         <w:pStyle w:val="ListBullet"/>
       </w:pPr>
       <w:r>
-        <w:t>Add a simple, age-appropriate “how your data is used / who to ask” link for students, routed to the school’s DPO — Standard 15.</w:t>
+        <w:t>CLOSED 30 Aug 2026 — "how your data is used / who to ask" page built and verified — Standard 15. See 13.1 and evidence/phase8-childrens-code/standard-15-student-data-rights-link.md.</w:t>
       </w:r>
     </w:p>
     <w:p>
@@ -696,7 +696,7 @@
     </w:p>
     <w:p>
       <w:r>
-        <w:t>These actions are tracked in OMNIS_GO_LIVE_TESTING_AND_ACCREDITATION_CHECKLIST.md, Phase 8.1, and should be closed out before Omnis is treated as fully Children’s Code compliant.</w:t>
+        <w:t>Standards 4, 7, 11 and 15 above were closed out 30 Aug 2026 — product evidence in evidence/phase8-childrens-code/, cross-referenced from OMNIS_GO_LIVE_TESTING_AND_ACCREDITATION_CHECKLIST.md, Phase 8.1. Omnis can now be treated as fully assessed against the ICO Children’s Code, subject to the ongoing re-confirmation notes on Standards 9 and 13 above if roadmap features change that picture.</w:t>
       </w:r>
     </w:p>
     <w:sectPr>
